--- a/PointInPolygon - Project Report.docx
+++ b/PointInPolygon - Project Report.docx
@@ -71,7 +71,7 @@
     </w:p>
     <w:p>
       <w:r>
-        <w:t>Bu projede, bir noktanın verilen bir proligonun içinde olup olmadığını tespit etmek için literatürde yaygın olarak kullanılan Ray Casting (Işın Dökümü) algoritması tercih edilmiştir.</w:t>
+        <w:t>Bu projede, bir noktanın verilen bir poligonun içinde olup olmadığını tespit etmek için literatürde yaygın olarak kullanılan Ray Casting (Işın Dökümü) algoritması tercih edilmiştir.</w:t>
       </w:r>
     </w:p>
     <w:p>
@@ -1234,6 +1234,7 @@
       <w:r>
         <w:rPr>
           <w:rFonts w:cs="Courier New"/>
+          <w:noProof/>
         </w:rPr>
         <w:drawing>
           <wp:inline distT="0" distB="0" distL="0" distR="0" wp14:anchorId="15704EC2" wp14:editId="18790C0C">
@@ -1297,6 +1298,7 @@
       <w:r>
         <w:rPr>
           <w:rFonts w:cs="Courier New"/>
+          <w:noProof/>
         </w:rPr>
         <w:drawing>
           <wp:inline distT="0" distB="0" distL="0" distR="0" wp14:anchorId="5ED556C0" wp14:editId="524DAC12">
@@ -1396,6 +1398,7 @@
       <w:r>
         <w:rPr>
           <w:rFonts w:cs="Courier New"/>
+          <w:noProof/>
         </w:rPr>
         <w:drawing>
           <wp:inline distT="0" distB="0" distL="0" distR="0" wp14:anchorId="698210FE" wp14:editId="6FA1CDEC">
@@ -2781,6 +2784,7 @@
   <w:style w:type="character" w:default="1" w:styleId="DefaultParagraphFont">
     <w:name w:val="Default Paragraph Font"/>
     <w:uiPriority w:val="1"/>
+    <w:semiHidden/>
     <w:unhideWhenUsed/>
   </w:style>
   <w:style w:type="table" w:default="1" w:styleId="TableNormal">
